--- a/task1.docx
+++ b/task1.docx
@@ -82,7 +82,23 @@
           <w:sz w:val="28"/>
           <w:szCs w:val="28"/>
         </w:rPr>
-        <w:t>: создать и запустить первую версию мобильного приложения «ЗОЖ», предназначенного для помощи пользователям в похудении и формировании здоровых привычек. Разработка должна быть выполнена за 7 месяцев при общем бюджете не более 10 млн рублей и участии команды из 8 специалистов.</w:t>
+        <w:t>: создать и зап</w:t>
+      </w:r>
+      <w:r>
+        <w:rPr>
+          <w:rFonts w:ascii="Times New Roman" w:hAnsi="Times New Roman" w:cs="Times New Roman"/>
+          <w:sz w:val="28"/>
+          <w:szCs w:val="28"/>
+        </w:rPr>
+        <w:t>у</w:t>
+      </w:r>
+      <w:r>
+        <w:rPr>
+          <w:rFonts w:ascii="Times New Roman" w:hAnsi="Times New Roman" w:cs="Times New Roman"/>
+          <w:sz w:val="28"/>
+          <w:szCs w:val="28"/>
+        </w:rPr>
+        <w:t>стить первую версию мобильного приложения «ЗОЖ», предназначенного для помощи пользователям в похудении и формировании здоровых привычек. Разработка должна быть выполнена за 7 месяцев при общем бюджете не более 10 млн рублей и участии команды из 8 специалистов.</w:t>
       </w:r>
     </w:p>
     <w:p>
@@ -214,25 +230,7 @@
           <w:sz w:val="28"/>
           <w:szCs w:val="28"/>
         </w:rPr>
-        <w:t xml:space="preserve"> (Достижимость): проект выполняется командой из 8 человек, в которую входят аналитики, разработчики и тестировщики. Работа организована по методологии </w:t>
-      </w:r>
-      <w:proofErr w:type="spellStart"/>
-      <w:r>
-        <w:rPr>
-          <w:rFonts w:ascii="Times New Roman" w:hAnsi="Times New Roman" w:cs="Times New Roman"/>
-          <w:sz w:val="28"/>
-          <w:szCs w:val="28"/>
-        </w:rPr>
-        <w:t>Scrum</w:t>
-      </w:r>
-      <w:proofErr w:type="spellEnd"/>
-      <w:r>
-        <w:rPr>
-          <w:rFonts w:ascii="Times New Roman" w:hAnsi="Times New Roman" w:cs="Times New Roman"/>
-          <w:sz w:val="28"/>
-          <w:szCs w:val="28"/>
-        </w:rPr>
-        <w:t xml:space="preserve"> с проведением еженедельных итераций. Необходимые ресурсы и сроки должны быть заранее согласованы с руководителем проекта.</w:t>
+        <w:t xml:space="preserve"> (Достижимость): проект выполняется командой из 8 человек, в которую входят аналитики, разработчики и тестировщики. Работа организована по методологии Scrum с проведением еженедельных итераций. Необходимые ресурсы и сроки должны быть заранее согласованы с руководителем проекта.</w:t>
       </w:r>
     </w:p>
     <w:p>
@@ -490,7 +488,6 @@
                 <w:lang w:val="en-US"/>
               </w:rPr>
             </w:pPr>
-            <w:proofErr w:type="spellStart"/>
             <w:r>
               <w:rPr>
                 <w:rFonts w:ascii="Times New Roman" w:hAnsi="Times New Roman" w:cs="Times New Roman"/>
@@ -499,7 +496,6 @@
               </w:rPr>
               <w:t>Создани</w:t>
             </w:r>
-            <w:proofErr w:type="spellEnd"/>
             <w:r>
               <w:rPr>
                 <w:rFonts w:ascii="Times New Roman" w:hAnsi="Times New Roman" w:cs="Times New Roman"/>
@@ -862,25 +858,7 @@
                 <w:sz w:val="28"/>
                 <w:szCs w:val="28"/>
               </w:rPr>
-              <w:t xml:space="preserve">Руководитель проекта и </w:t>
-            </w:r>
-            <w:proofErr w:type="spellStart"/>
-            <w:r>
-              <w:rPr>
-                <w:rFonts w:ascii="Times New Roman" w:hAnsi="Times New Roman" w:cs="Times New Roman"/>
-                <w:sz w:val="28"/>
-                <w:szCs w:val="28"/>
-              </w:rPr>
-              <w:t>Scrum</w:t>
-            </w:r>
-            <w:proofErr w:type="spellEnd"/>
-            <w:r>
-              <w:rPr>
-                <w:rFonts w:ascii="Times New Roman" w:hAnsi="Times New Roman" w:cs="Times New Roman"/>
-                <w:sz w:val="28"/>
-                <w:szCs w:val="28"/>
-              </w:rPr>
-              <w:t>-команда, состоящая из 8 специалистов:</w:t>
+              <w:t>Руководитель проекта и Scrum-команда, состоящая из 8 специалистов:</w:t>
             </w:r>
             <w:r>
               <w:rPr>
@@ -1092,25 +1070,7 @@
           <w:sz w:val="28"/>
           <w:szCs w:val="28"/>
         </w:rPr>
-        <w:t xml:space="preserve">В рамках проекта планируется разработать первую версию мобильного приложения «ЗОЖ». Работа будет организована по методологии </w:t>
-      </w:r>
-      <w:proofErr w:type="spellStart"/>
-      <w:r>
-        <w:rPr>
-          <w:rFonts w:ascii="Times New Roman" w:hAnsi="Times New Roman" w:cs="Times New Roman"/>
-          <w:sz w:val="28"/>
-          <w:szCs w:val="28"/>
-        </w:rPr>
-        <w:t>Scrum</w:t>
-      </w:r>
-      <w:proofErr w:type="spellEnd"/>
-      <w:r>
-        <w:rPr>
-          <w:rFonts w:ascii="Times New Roman" w:hAnsi="Times New Roman" w:cs="Times New Roman"/>
-          <w:sz w:val="28"/>
-          <w:szCs w:val="28"/>
-        </w:rPr>
-        <w:t xml:space="preserve"> с использованием коротких регулярных итераций.</w:t>
+        <w:t>В рамках проекта планируется разработать первую версию мобильного приложения «ЗОЖ». Работа будет организована по методологии Scrum с использованием коротких регулярных итераций.</w:t>
       </w:r>
     </w:p>
     <w:p>
@@ -1197,25 +1157,7 @@
           <w:sz w:val="28"/>
           <w:szCs w:val="28"/>
         </w:rPr>
-        <w:t xml:space="preserve">Работа должна выполняться по методологии </w:t>
-      </w:r>
-      <w:proofErr w:type="spellStart"/>
-      <w:r>
-        <w:rPr>
-          <w:rFonts w:ascii="Times New Roman" w:hAnsi="Times New Roman" w:cs="Times New Roman"/>
-          <w:sz w:val="28"/>
-          <w:szCs w:val="28"/>
-        </w:rPr>
-        <w:t>Scrum</w:t>
-      </w:r>
-      <w:proofErr w:type="spellEnd"/>
-      <w:r>
-        <w:rPr>
-          <w:rFonts w:ascii="Times New Roman" w:hAnsi="Times New Roman" w:cs="Times New Roman"/>
-          <w:sz w:val="28"/>
-          <w:szCs w:val="28"/>
-        </w:rPr>
-        <w:t>.</w:t>
+        <w:t>Работа должна выполняться по методологии Scrum.</w:t>
       </w:r>
     </w:p>
     <w:p>
@@ -1663,29 +1605,26 @@
           <w:rFonts w:ascii="Times New Roman" w:hAnsi="Times New Roman" w:cs="Times New Roman"/>
           <w:sz w:val="28"/>
           <w:szCs w:val="28"/>
-          <w:lang w:val="en-US"/>
-        </w:rPr>
-      </w:pPr>
-    </w:p>
-    <w:p>
-      <w:pPr>
-        <w:ind w:firstLine="567"/>
-        <w:rPr>
-          <w:rFonts w:ascii="Times New Roman" w:hAnsi="Times New Roman" w:cs="Times New Roman"/>
-          <w:sz w:val="28"/>
-          <w:szCs w:val="28"/>
-          <w:lang w:val="en-US"/>
-        </w:rPr>
-      </w:pPr>
-    </w:p>
-    <w:p>
-      <w:pPr>
-        <w:ind w:firstLine="567"/>
-        <w:rPr>
-          <w:rFonts w:ascii="Times New Roman" w:hAnsi="Times New Roman" w:cs="Times New Roman"/>
-          <w:sz w:val="28"/>
-          <w:szCs w:val="28"/>
-          <w:lang w:val="en-US"/>
+        </w:rPr>
+      </w:pPr>
+    </w:p>
+    <w:p>
+      <w:pPr>
+        <w:ind w:firstLine="567"/>
+        <w:rPr>
+          <w:rFonts w:ascii="Times New Roman" w:hAnsi="Times New Roman" w:cs="Times New Roman"/>
+          <w:sz w:val="28"/>
+          <w:szCs w:val="28"/>
+        </w:rPr>
+      </w:pPr>
+    </w:p>
+    <w:p>
+      <w:pPr>
+        <w:ind w:firstLine="567"/>
+        <w:rPr>
+          <w:rFonts w:ascii="Times New Roman" w:hAnsi="Times New Roman" w:cs="Times New Roman"/>
+          <w:sz w:val="28"/>
+          <w:szCs w:val="28"/>
         </w:rPr>
       </w:pPr>
     </w:p>
@@ -1865,7 +1804,6 @@
           <w:rFonts w:ascii="Times New Roman" w:hAnsi="Times New Roman" w:cs="Times New Roman"/>
           <w:sz w:val="28"/>
           <w:szCs w:val="28"/>
-          <w:lang w:val="en-US"/>
         </w:rPr>
         <w:t>1.</w:t>
       </w:r>
@@ -2025,7 +1963,6 @@
           <w:rFonts w:ascii="Times New Roman" w:hAnsi="Times New Roman" w:cs="Times New Roman"/>
           <w:sz w:val="28"/>
           <w:szCs w:val="28"/>
-          <w:lang w:val="en-US"/>
         </w:rPr>
         <w:t>3</w:t>
       </w:r>
@@ -2036,7 +1973,6 @@
           <w:bCs/>
           <w:sz w:val="28"/>
           <w:szCs w:val="28"/>
-          <w:lang w:val="en-US"/>
         </w:rPr>
         <w:t>.</w:t>
       </w:r>
